--- a/Manuscript.docx
+++ b/Manuscript.docx
@@ -74,7 +74,54 @@
         <w:pStyle w:val="FirstParagraph"/>
       </w:pPr>
       <w:r>
-        <w:t xml:space="preserve">The North American Bat (NABat) program is a multi-national and multi-agency program introduced to monitor bat populations and their response to threats to ensure long-term viability of their populations (NABat 2018). NABat uses passive acoustic surveys, both mobile and stationary, alongside other standardized methods to monitor bat populations . Passive acoustic monitoring is valuable to researchers due to its non-invasive nature and cost and time effectiveness. However, imperfect detections can arise when using passive acoustic monitoring (Banner et al. 2018). Imperfect detection arises from the focal species being present but going undetected, due to not echolocating during surveys, environmental variables that affect detection or variables related to survey, such as effort, timing, or equipment that affect detection probability (Banner et al. 2018). Imperfect detection is exacerbated by environmental heterogeneity (vegetation, temperature, humidity), the time of year and day, as well as differences in recorder abilities to capture different frequency of vocalizations of the various bat species. These errors are unavoidable, however the bias introduced by them can be minimized by avoiding sampling sites with dense vegetation and recording at night, between sunset and sunrise, due to increased activity during these times (Britzke et al. 2013). Research conducted by Metcalf et al. (2022) displayed how high temporal resolution (HTR) sampling facilitated by passive acoustic monitoring increased detection of tropical rainforest bird species by 50%, when compared to low temporal resolution (LTR) sampling. However, as newer generation ultrasonic models are just being incorporated in nation-wide monitoring programs for bats, there remains a gap in our understanding of differences between different types of ultrasonic recording units and how that may affect our inference about bat populations. </w:t>
+        <w:t xml:space="preserve">Passive acoustic monitoring (PAM) has become a valuable tool for surveying species that are otherwise difficult or labour-intensive to sample. Bats are a good example as their nocturnality and mobility make them hard to observe directly, and conventional survey methods such as mist netting require substantial field effort for relatively few detections</w:t>
+      </w:r>
+      <w:r>
+        <w:t xml:space="preserve">(</w:t>
+      </w:r>
+      <w:r>
+        <w:rPr>
+          <w:b/>
+          <w:bCs/>
+        </w:rPr>
+        <w:t xml:space="preserve">weller2007Mist?</w:t>
+      </w:r>
+      <w:r>
+        <w:t xml:space="preserve">)</w:t>
+      </w:r>
+      <w:r>
+        <w:t xml:space="preserve">. Ultrasonic recorders instead capture echolocation calls passively, yielding far more detections per unit of effort</w:t>
+      </w:r>
+      <w:r>
+        <w:t xml:space="preserve"> </w:t>
+      </w:r>
+      <w:r>
+        <w:t xml:space="preserve">(Hohoff and Deppe 2024)</w:t>
+      </w:r>
+      <w:r>
+        <w:t xml:space="preserve"> </w:t>
+      </w:r>
+      <w:r>
+        <w:t xml:space="preserve">. As a result, PAM now underpins a growing body of research on bat behaviour, habitat use, and ecology</w:t>
+      </w:r>
+      <w:r>
+        <w:t xml:space="preserve"> </w:t>
+      </w:r>
+      <w:r>
+        <w:t xml:space="preserve">(</w:t>
+      </w:r>
+      <w:r>
+        <w:rPr>
+          <w:b/>
+          <w:bCs/>
+        </w:rPr>
+        <w:t xml:space="preserve">roemer2025?</w:t>
+      </w:r>
+      <w:r>
+        <w:t xml:space="preserve">; Geng et al. 2026)</w:t>
+      </w:r>
+      <w:r>
+        <w:t xml:space="preserve">.</w:t>
       </w:r>
     </w:p>
     <w:p>
@@ -82,7 +129,98 @@
         <w:pStyle w:val="BodyText"/>
       </w:pPr>
       <w:r>
-        <w:t xml:space="preserve"> The objective of this study was to determine if there is a difference between the Anabat Chorus and the SM2-Swift in detecting 16 bat species across 24 sites in southern BC. We used Generalized Linear Mixed Models to test for differences in the relative activity levels of 16 bat species between recorders, predicting that the newer unit would better detect higher frequency calls and thus record higher overall activity. We also compared community composition between recorders using the Jaccard-Sørensen, and Bray-Curtis indices, predicting both units would detect similar species richness despite potential differences in activity estimates. Finally, we tested how temporal aggregation scale affects recorder concordance, predicting that as we scale up our analysis from minute-minute recordings versus night-night recordings, similarity in species detections would increase. </w:t>
+        <w:t xml:space="preserve">The North American Bat Monitoring Program (NABat) was established to make use of the low effort- high reward of PAM, coordinating acoustic sampling across thousands of sites and hundreds of partner organizations to track continental trends in North American bat populations</w:t>
+      </w:r>
+      <w:r>
+        <w:t xml:space="preserve"> </w:t>
+      </w:r>
+      <w:r>
+        <w:t xml:space="preserve">(Loeb et al. 2015)</w:t>
+      </w:r>
+      <w:r>
+        <w:t xml:space="preserve">. Because participation is distributed, the recorders themselves are not standardized: partners deploy whichever make or model of autonomous recording unit (ARU) they have available, and manufacturers release updated models every few years. The pool of equipment contributing to NABat is therefore neither uniform across sites nor stable over time.</w:t>
+      </w:r>
+    </w:p>
+    <w:p>
+      <w:pPr>
+        <w:pStyle w:val="BodyText"/>
+      </w:pPr>
+      <w:r>
+        <w:t xml:space="preserve">Detector model is not a trivial source of variation. Studies comparing units side by side have consistently found differences in the number of calls recorded, detection probability, and species richness</w:t>
+      </w:r>
+      <w:r>
+        <w:t xml:space="preserve"> </w:t>
+      </w:r>
+      <w:r>
+        <w:t xml:space="preserve">PARSONS (1996)</w:t>
+      </w:r>
+      <w:r>
+        <w:t xml:space="preserve">.</w:t>
+      </w:r>
+      <w:r>
+        <w:t xml:space="preserve"> </w:t>
+      </w:r>
+      <w:r>
+        <w:t xml:space="preserve">Adams et al. (2012)</w:t>
+      </w:r>
+      <w:r>
+        <w:t xml:space="preserve"> </w:t>
+      </w:r>
+      <w:r>
+        <w:t xml:space="preserve">found that the Anabat SD2 detected no synthetic signals above 55 kHz, unlike the SM2BAT, implying poorer performance for high-frequency callers;</w:t>
+      </w:r>
+      <w:r>
+        <w:t xml:space="preserve"> </w:t>
+      </w:r>
+      <w:r>
+        <w:t xml:space="preserve">Kaiser and O’Keefe (2015)</w:t>
+      </w:r>
+      <w:r>
+        <w:t xml:space="preserve"> </w:t>
+      </w:r>
+      <w:r>
+        <w:t xml:space="preserve">observed the corresponding pattern in the field, with SM2BAT units acquiring more Myotis-group data than paired Anabat SD2 units. Interestingly,</w:t>
+      </w:r>
+      <w:r>
+        <w:t xml:space="preserve"> </w:t>
+      </w:r>
+      <w:r>
+        <w:t xml:space="preserve">Kaiser and O’Keefe (2015)</w:t>
+      </w:r>
+      <w:r>
+        <w:t xml:space="preserve"> </w:t>
+      </w:r>
+      <w:r>
+        <w:t xml:space="preserve">also reported greater detection distances for the Anabat SD2 microphone at low and mid-range frequencies compare to the SM2BAT. Critically, the magnitude and even the direction of these differences depend on deployment context including microphone orientation, weatherproofing, and habitat around deployments</w:t>
+      </w:r>
+      <w:r>
+        <w:t xml:space="preserve"> </w:t>
+      </w:r>
+      <w:r>
+        <w:t xml:space="preserve">Adams et al. (2012)</w:t>
+      </w:r>
+      <w:r>
+        <w:t xml:space="preserve"> </w:t>
+      </w:r>
+      <w:r>
+        <w:t xml:space="preserve">. Correction factors are therefore not readily transferable between programs, and the effect of a given equipment change is best quantified within the monitoring network where it occurred.</w:t>
+      </w:r>
+    </w:p>
+    <w:p>
+      <w:pPr>
+        <w:pStyle w:val="BodyText"/>
+      </w:pPr>
+      <w:r>
+        <w:t xml:space="preserve">British Columbia has contributed to NABat since 2016, using the resulting data both to support continental models and to fit provincial trend models</w:t>
+      </w:r>
+      <w:r>
+        <w:t xml:space="preserve"> </w:t>
+      </w:r>
+      <w:r>
+        <w:t xml:space="preserve">(Rae and Lausen 2024)</w:t>
+      </w:r>
+      <w:r>
+        <w:t xml:space="preserve">. Most sites have been sampled with consistent equipment throughout: the 24 sites considered here were surveyed with Wildlife Acoustics SM2BAT and Titley Scientific Anabat Swift units from 2015 to 2023. In 2024, a provincial equipment refresh replaced these with Titley Chorus recorders. This transition created both a need and an opportunity: a need to quantify how much of any subsequent change in recorded activity is attributable to the detector rather than the bat community, and an opportunity to do so under realistic field conditions rather than in a playback trial.</w:t>
       </w:r>
     </w:p>
     <w:bookmarkEnd w:id="10"/>
@@ -1224,7 +1362,7 @@
       </w:r>
     </w:p>
     <w:bookmarkEnd w:id="17"/>
-    <w:bookmarkStart w:id="21" w:name="discussion"/>
+    <w:bookmarkStart w:id="27" w:name="discussion"/>
     <w:p>
       <w:pPr>
         <w:pStyle w:val="Heading1"/>
@@ -1240,6 +1378,26 @@
     <w:p>
       <w:pPr>
         <w:pStyle w:val="FirstParagraph"/>
+      </w:pPr>
+      <w:r>
+        <w:t xml:space="preserve">*** make sure to read</w:t>
+      </w:r>
+      <w:r>
+        <w:t xml:space="preserve"> </w:t>
+      </w:r>
+      <w:r>
+        <w:t xml:space="preserve">Kaiser and O’Keefe (2015)</w:t>
+      </w:r>
+      <w:r>
+        <w:t xml:space="preserve"> </w:t>
+      </w:r>
+      <w:r>
+        <w:t xml:space="preserve">carefully and when talking about our results to look for similarities and lessons learned</w:t>
+      </w:r>
+    </w:p>
+    <w:p>
+      <w:pPr>
+        <w:pStyle w:val="BodyText"/>
       </w:pPr>
       <w:r>
         <w:t xml:space="preserve">The aim of this study was to determine if there was a difference between the Anabat Chorus and the SM2-Swift in detecting 16 bat species in southern British Columbia across 24 NABat sites. Our main findings was that there was a significant difference between the Anabat Chorus and the SM2-Swift at the species-level but not at the community-level. This research will give us insight into how newer generation ultrasonic recorders are influencing trend estimates for bat species in BC. In which case, statistical correction factors should be developed when utilizing these newer generation recorders for future bat conservation in BC, where they are facing threats that are greatly reducing population numbers. </w:t>
@@ -1365,7 +1523,577 @@
         <w:t xml:space="preserve">Our research suggests that there is a significant difference between the Anabat Chorus and the SM2-Swift at the species-level but not at the community-level. However, there are still many more ultrasonic detectors that need to be tested to determine their effects on bat populations trends. Furthermore, future research should also consider how environment factors like vegetation, cluster, and temperature impact the performance of different ultrasonic detectors. The impact of individual detector types on the detection of high vs low frequencies bats should also be investigated. In addition, our research only focused on 16 bat species, when there are 19 bat species in Canada. Therefore future research should focus more on those bat species not discussed here and to those which are endangered and threatened. </w:t>
       </w:r>
     </w:p>
-    <w:bookmarkEnd w:id="21"/>
+    <w:p>
+      <w:pPr>
+        <w:pStyle w:val="BodyText"/>
+      </w:pPr>
+      <w:r>
+        <w:t xml:space="preserve">“Low-frequency ultrasounds travel farther in air and attenuate less rapidly than high-frequency ultrasounds (Lawrence and Simmons </w:t>
+      </w:r>
+      <w:hyperlink r:id="rId21">
+        <w:r>
+          <w:rPr>
+            <w:rStyle w:val="Hyperlink"/>
+            <w:b/>
+            <w:bCs/>
+          </w:rPr>
+          <w:t xml:space="preserve">1982</w:t>
+        </w:r>
+      </w:hyperlink>
+      <w:r>
+        <w:t xml:space="preserve">, Parsons </w:t>
+      </w:r>
+      <w:hyperlink r:id="rId22">
+        <w:r>
+          <w:rPr>
+            <w:rStyle w:val="Hyperlink"/>
+            <w:b/>
+            <w:bCs/>
+          </w:rPr>
+          <w:t xml:space="preserve">1996</w:t>
+        </w:r>
+      </w:hyperlink>
+      <w:r>
+        <w:t xml:space="preserve">, Pettersson </w:t>
+      </w:r>
+      <w:hyperlink r:id="rId23">
+        <w:r>
+          <w:rPr>
+            <w:rStyle w:val="Hyperlink"/>
+            <w:b/>
+            <w:bCs/>
+          </w:rPr>
+          <w:t xml:space="preserve">2004</w:t>
+        </w:r>
+      </w:hyperlink>
+      <w:r>
+        <w:t xml:space="preserve">). Furthermore, broadband frequency-modulated signals used by </w:t>
+      </w:r>
+      <w:r>
+        <w:rPr>
+          <w:i/>
+          <w:iCs/>
+        </w:rPr>
+        <w:t xml:space="preserve">Myotis</w:t>
+      </w:r>
+      <w:r>
+        <w:t xml:space="preserve"> bats have lower source amplitudes and travel shorter distances than the quasi-constant-frequency or frequency-modulated calls used by low and midrange frequency bats (Schnitzler and Kalko </w:t>
+      </w:r>
+      <w:hyperlink r:id="rId24">
+        <w:r>
+          <w:rPr>
+            <w:rStyle w:val="Hyperlink"/>
+            <w:b/>
+            <w:bCs/>
+          </w:rPr>
+          <w:t xml:space="preserve">2001</w:t>
+        </w:r>
+      </w:hyperlink>
+      <w:r>
+        <w:t xml:space="preserve">, Limpens and McCracken </w:t>
+      </w:r>
+      <w:hyperlink r:id="rId25">
+        <w:r>
+          <w:rPr>
+            <w:rStyle w:val="Hyperlink"/>
+            <w:b/>
+            <w:bCs/>
+          </w:rPr>
+          <w:t xml:space="preserve">2004</w:t>
+        </w:r>
+      </w:hyperlink>
+      <w:r>
+        <w:t xml:space="preserve">). Consequently, when surveying with acoustic bat detectors, we are more likely to detect low-phonic-group bats than high-frequency bats such as </w:t>
+      </w:r>
+      <w:r>
+        <w:rPr>
+          <w:i/>
+          <w:iCs/>
+        </w:rPr>
+        <w:t xml:space="preserve">Myotis</w:t>
+      </w:r>
+      <w:r>
+        <w:t xml:space="preserve"> species (Adams et al. </w:t>
+      </w:r>
+      <w:hyperlink r:id="rId26">
+        <w:r>
+          <w:rPr>
+            <w:rStyle w:val="Hyperlink"/>
+            <w:b/>
+            <w:bCs/>
+          </w:rPr>
+          <w:t xml:space="preserve">2012</w:t>
+        </w:r>
+      </w:hyperlink>
+      <w:r>
+        <w:t xml:space="preserve">). ”</w:t>
+      </w:r>
+      <w:r>
+        <w:t xml:space="preserve"> </w:t>
+      </w:r>
+      <w:r>
+        <w:t xml:space="preserve">from</w:t>
+      </w:r>
+      <w:r>
+        <w:t xml:space="preserve"> </w:t>
+      </w:r>
+      <w:r>
+        <w:t xml:space="preserve">Kaiser and O’Keefe (2015)</w:t>
+      </w:r>
+    </w:p>
+    <w:bookmarkEnd w:id="27"/>
+    <w:bookmarkStart w:id="48" w:name="literature-cited"/>
+    <w:p>
+      <w:pPr>
+        <w:pStyle w:val="Heading1"/>
+      </w:pPr>
+      <w:r>
+        <w:t xml:space="preserve">Literature Cited</w:t>
+      </w:r>
+    </w:p>
+    <w:bookmarkStart w:id="47" w:name="refs"/>
+    <w:bookmarkStart w:id="29" w:name="ref-adams2012"/>
+    <w:p>
+      <w:pPr>
+        <w:pStyle w:val="Bibliography"/>
+      </w:pPr>
+      <w:r>
+        <w:t xml:space="preserve">Adams, Amanda M., Meredith K. Jantzen, Rachel M. Hamilton, and Melville Brockett Fenton. 2012.</w:t>
+      </w:r>
+      <w:r>
+        <w:t xml:space="preserve"> </w:t>
+      </w:r>
+      <w:r>
+        <w:t xml:space="preserve">“Do You Hear What i Hear? Implications of Detector Selection for Acoustic Monitoring of Bats.”</w:t>
+      </w:r>
+      <w:r>
+        <w:t xml:space="preserve"> </w:t>
+      </w:r>
+      <w:r>
+        <w:rPr>
+          <w:i/>
+          <w:iCs/>
+        </w:rPr>
+        <w:t xml:space="preserve">Methods in Ecology and Evolution</w:t>
+      </w:r>
+      <w:r>
+        <w:t xml:space="preserve"> </w:t>
+      </w:r>
+      <w:r>
+        <w:t xml:space="preserve">3 (6): 992–98.</w:t>
+      </w:r>
+      <w:r>
+        <w:t xml:space="preserve"> </w:t>
+      </w:r>
+      <w:hyperlink r:id="rId28">
+        <w:r>
+          <w:rPr>
+            <w:rStyle w:val="Hyperlink"/>
+          </w:rPr>
+          <w:t xml:space="preserve">https://doi.org/10.1111/j.2041-210X.2012.00244.x</w:t>
+        </w:r>
+      </w:hyperlink>
+      <w:r>
+        <w:t xml:space="preserve">.</w:t>
+      </w:r>
+    </w:p>
+    <w:bookmarkEnd w:id="29"/>
+    <w:bookmarkStart w:id="31" w:name="ref-fenton2001"/>
+    <w:p>
+      <w:pPr>
+        <w:pStyle w:val="Bibliography"/>
+      </w:pPr>
+      <w:r>
+        <w:t xml:space="preserve">Fenton, M. B., Sylvie Bouchard, Maarten J. Vonhof, and Joanna Zigouris. 2001.</w:t>
+      </w:r>
+      <w:r>
+        <w:t xml:space="preserve"> </w:t>
+      </w:r>
+      <w:r>
+        <w:t xml:space="preserve">“TIME-EXPANSION AND ZERO-CROSSING PERIOD METER SYSTEMS PRESENT SIGNIFICANTLY DIFFERENT VIEWS OF ECHOLOCATION CALLS OF BATS.”</w:t>
+      </w:r>
+      <w:r>
+        <w:t xml:space="preserve"> </w:t>
+      </w:r>
+      <w:r>
+        <w:rPr>
+          <w:i/>
+          <w:iCs/>
+        </w:rPr>
+        <w:t xml:space="preserve">Journal of Mammalogy</w:t>
+      </w:r>
+      <w:r>
+        <w:t xml:space="preserve"> </w:t>
+      </w:r>
+      <w:r>
+        <w:t xml:space="preserve">82 (3): 721–27.</w:t>
+      </w:r>
+      <w:r>
+        <w:t xml:space="preserve"> </w:t>
+      </w:r>
+      <w:hyperlink r:id="rId30">
+        <w:r>
+          <w:rPr>
+            <w:rStyle w:val="Hyperlink"/>
+          </w:rPr>
+          <w:t xml:space="preserve">https://doi.org/10.1644/1545-1542(2001)082&lt;0721:TEAZCP&gt;2.0.CO;2</w:t>
+        </w:r>
+      </w:hyperlink>
+      <w:r>
+        <w:t xml:space="preserve">.</w:t>
+      </w:r>
+    </w:p>
+    <w:bookmarkEnd w:id="31"/>
+    <w:bookmarkStart w:id="33" w:name="ref-geng2026"/>
+    <w:p>
+      <w:pPr>
+        <w:pStyle w:val="Bibliography"/>
+      </w:pPr>
+      <w:r>
+        <w:t xml:space="preserve">Geng, Yang, Hao Zeng, Hanli Yin, et al. 2026.</w:t>
+      </w:r>
+      <w:r>
+        <w:t xml:space="preserve"> </w:t>
+      </w:r>
+      <w:r>
+        <w:t xml:space="preserve">“Three Decades of Research on Passive Acoustic Monitoring in Bats: Systematic Review and Perspectives.”</w:t>
+      </w:r>
+      <w:r>
+        <w:t xml:space="preserve"> </w:t>
+      </w:r>
+      <w:r>
+        <w:rPr>
+          <w:i/>
+          <w:iCs/>
+        </w:rPr>
+        <w:t xml:space="preserve">Mammal Review</w:t>
+      </w:r>
+      <w:r>
+        <w:t xml:space="preserve"> </w:t>
+      </w:r>
+      <w:r>
+        <w:t xml:space="preserve">56 (1): e70022.</w:t>
+      </w:r>
+      <w:r>
+        <w:t xml:space="preserve"> </w:t>
+      </w:r>
+      <w:hyperlink r:id="rId32">
+        <w:r>
+          <w:rPr>
+            <w:rStyle w:val="Hyperlink"/>
+          </w:rPr>
+          <w:t xml:space="preserve">https://doi.org/10.1111/mam.70022</w:t>
+        </w:r>
+      </w:hyperlink>
+      <w:r>
+        <w:t xml:space="preserve">.</w:t>
+      </w:r>
+    </w:p>
+    <w:bookmarkEnd w:id="33"/>
+    <w:bookmarkStart w:id="35" w:name="ref-hohoff2024"/>
+    <w:p>
+      <w:pPr>
+        <w:pStyle w:val="Bibliography"/>
+      </w:pPr>
+      <w:r>
+        <w:t xml:space="preserve">Hohoff, Tara C., and Jill L. Deppe. 2024.</w:t>
+      </w:r>
+      <w:r>
+        <w:t xml:space="preserve"> </w:t>
+      </w:r>
+      <w:r>
+        <w:t xml:space="preserve">“Factors Influencing the Detection and Occupancy of Little Brown Bats (Myotis Lucifugus).”</w:t>
+      </w:r>
+      <w:r>
+        <w:t xml:space="preserve"> </w:t>
+      </w:r>
+      <w:r>
+        <w:rPr>
+          <w:i/>
+          <w:iCs/>
+        </w:rPr>
+        <w:t xml:space="preserve">Ecology and Evolution</w:t>
+      </w:r>
+      <w:r>
+        <w:t xml:space="preserve"> </w:t>
+      </w:r>
+      <w:r>
+        <w:t xml:space="preserve">14 (2): e10916.</w:t>
+      </w:r>
+      <w:r>
+        <w:t xml:space="preserve"> </w:t>
+      </w:r>
+      <w:hyperlink r:id="rId34">
+        <w:r>
+          <w:rPr>
+            <w:rStyle w:val="Hyperlink"/>
+          </w:rPr>
+          <w:t xml:space="preserve">https://doi.org/10.1002/ece3.10916</w:t>
+        </w:r>
+      </w:hyperlink>
+      <w:r>
+        <w:t xml:space="preserve">.</w:t>
+      </w:r>
+    </w:p>
+    <w:bookmarkEnd w:id="35"/>
+    <w:bookmarkStart w:id="37" w:name="ref-kaiser2015"/>
+    <w:p>
+      <w:pPr>
+        <w:pStyle w:val="Bibliography"/>
+      </w:pPr>
+      <w:r>
+        <w:t xml:space="preserve">Kaiser, Zachary D. E., and Joy M. O’Keefe. 2015.</w:t>
+      </w:r>
+      <w:r>
+        <w:t xml:space="preserve"> </w:t>
+      </w:r>
+      <w:r>
+        <w:t xml:space="preserve">“Data Acquisition Varies by Bat Phonic Group for 2 Types of Bat Detectors When Weatherproofed and Paired in Field Settings.”</w:t>
+      </w:r>
+      <w:r>
+        <w:t xml:space="preserve"> </w:t>
+      </w:r>
+      <w:r>
+        <w:rPr>
+          <w:i/>
+          <w:iCs/>
+        </w:rPr>
+        <w:t xml:space="preserve">Wildlife Society Bulletin</w:t>
+      </w:r>
+      <w:r>
+        <w:t xml:space="preserve"> </w:t>
+      </w:r>
+      <w:r>
+        <w:t xml:space="preserve">39 (3): 635–44.</w:t>
+      </w:r>
+      <w:r>
+        <w:t xml:space="preserve"> </w:t>
+      </w:r>
+      <w:hyperlink r:id="rId36">
+        <w:r>
+          <w:rPr>
+            <w:rStyle w:val="Hyperlink"/>
+          </w:rPr>
+          <w:t xml:space="preserve">https://doi.org/10.1002/wsb.572</w:t>
+        </w:r>
+      </w:hyperlink>
+      <w:r>
+        <w:t xml:space="preserve">.</w:t>
+      </w:r>
+    </w:p>
+    <w:bookmarkEnd w:id="37"/>
+    <w:bookmarkStart w:id="39" w:name="ref-loeb2015"/>
+    <w:p>
+      <w:pPr>
+        <w:pStyle w:val="Bibliography"/>
+      </w:pPr>
+      <w:r>
+        <w:t xml:space="preserve">Loeb, Susan C., Thomas J. Rodhouse, Laura E. Ellison, et al. 2015.</w:t>
+      </w:r>
+      <w:r>
+        <w:t xml:space="preserve"> </w:t>
+      </w:r>
+      <w:r>
+        <w:rPr>
+          <w:i/>
+          <w:iCs/>
+        </w:rPr>
+        <w:t xml:space="preserve">A Plan for the North American Bat Monitoring Program (NABat)</w:t>
+      </w:r>
+      <w:r>
+        <w:t xml:space="preserve">. Asheville, NC.</w:t>
+      </w:r>
+      <w:r>
+        <w:t xml:space="preserve"> </w:t>
+      </w:r>
+      <w:hyperlink r:id="rId38">
+        <w:r>
+          <w:rPr>
+            <w:rStyle w:val="Hyperlink"/>
+          </w:rPr>
+          <w:t xml:space="preserve">https://doi.org/10.2737/SRS-GTR-208</w:t>
+        </w:r>
+      </w:hyperlink>
+      <w:r>
+        <w:t xml:space="preserve">.</w:t>
+      </w:r>
+    </w:p>
+    <w:bookmarkEnd w:id="39"/>
+    <w:bookmarkStart w:id="41" w:name="ref-parsons1996"/>
+    <w:p>
+      <w:pPr>
+        <w:pStyle w:val="Bibliography"/>
+      </w:pPr>
+      <w:r>
+        <w:t xml:space="preserve">PARSONS, S. 1996.</w:t>
+      </w:r>
+      <w:r>
+        <w:t xml:space="preserve"> </w:t>
+      </w:r>
+      <w:r>
+        <w:t xml:space="preserve">“A Comparison of the Performance of a Brand of Broad-Band and Several Brands of Narrow-Band Bat Detectors in Two Different Habitat Types.”</w:t>
+      </w:r>
+      <w:r>
+        <w:t xml:space="preserve"> </w:t>
+      </w:r>
+      <w:r>
+        <w:rPr>
+          <w:i/>
+          <w:iCs/>
+        </w:rPr>
+        <w:t xml:space="preserve">Bioacoustics</w:t>
+      </w:r>
+      <w:r>
+        <w:t xml:space="preserve"> </w:t>
+      </w:r>
+      <w:r>
+        <w:t xml:space="preserve">7 (1): 33–43.</w:t>
+      </w:r>
+      <w:r>
+        <w:t xml:space="preserve"> </w:t>
+      </w:r>
+      <w:hyperlink r:id="rId40">
+        <w:r>
+          <w:rPr>
+            <w:rStyle w:val="Hyperlink"/>
+          </w:rPr>
+          <w:t xml:space="preserve">https://doi.org/10.1080/09524622.1996.9753313</w:t>
+        </w:r>
+      </w:hyperlink>
+      <w:r>
+        <w:t xml:space="preserve">.</w:t>
+      </w:r>
+    </w:p>
+    <w:bookmarkEnd w:id="41"/>
+    <w:bookmarkStart w:id="43" w:name="ref-perea2020"/>
+    <w:p>
+      <w:pPr>
+        <w:pStyle w:val="Bibliography"/>
+      </w:pPr>
+      <w:r>
+        <w:t xml:space="preserve">Perea, Santiago, and Elena Tena. 2020.</w:t>
+      </w:r>
+      <w:r>
+        <w:t xml:space="preserve"> </w:t>
+      </w:r>
+      <w:r>
+        <w:rPr>
+          <w:i/>
+          <w:iCs/>
+        </w:rPr>
+        <w:t xml:space="preserve">Different Bat Detectors and Processing Software</w:t>
+      </w:r>
+      <w:r>
+        <w:rPr>
+          <w:i/>
+          <w:iCs/>
+        </w:rPr>
+        <w:t xml:space="preserve">…</w:t>
+      </w:r>
+      <w:r>
+        <w:rPr>
+          <w:i/>
+          <w:iCs/>
+        </w:rPr>
+        <w:t xml:space="preserve"> </w:t>
+      </w:r>
+      <w:r>
+        <w:rPr>
+          <w:i/>
+          <w:iCs/>
+        </w:rPr>
+        <w:t xml:space="preserve">Same Results?</w:t>
+      </w:r>
+      <w:r>
+        <w:t xml:space="preserve"> 13 (1).</w:t>
+      </w:r>
+      <w:r>
+        <w:t xml:space="preserve"> </w:t>
+      </w:r>
+      <w:hyperlink r:id="rId42">
+        <w:r>
+          <w:rPr>
+            <w:rStyle w:val="Hyperlink"/>
+          </w:rPr>
+          <w:t xml:space="preserve">https://doi.org/10.14709/BarbJ.13.1.2020.01</w:t>
+        </w:r>
+      </w:hyperlink>
+      <w:r>
+        <w:t xml:space="preserve">.</w:t>
+      </w:r>
+    </w:p>
+    <w:bookmarkEnd w:id="43"/>
+    <w:bookmarkStart w:id="45" w:name="ref-perks2025"/>
+    <w:p>
+      <w:pPr>
+        <w:pStyle w:val="Bibliography"/>
+      </w:pPr>
+      <w:r>
+        <w:t xml:space="preserve">Perks, Samantha J., Mark J. O’Connell, and Anne E. Goodenough. 2025.</w:t>
+      </w:r>
+      <w:r>
+        <w:t xml:space="preserve"> </w:t>
+      </w:r>
+      <w:r>
+        <w:t xml:space="preserve">“Comparing Passive Acoustic Monitoring Bat Data from Commercial and Open-Source Detectors: Evidence to Support Best Practice.”</w:t>
+      </w:r>
+      <w:r>
+        <w:t xml:space="preserve"> </w:t>
+      </w:r>
+      <w:r>
+        <w:rPr>
+          <w:i/>
+          <w:iCs/>
+        </w:rPr>
+        <w:t xml:space="preserve">Ecological Solutions and Evidence</w:t>
+      </w:r>
+      <w:r>
+        <w:t xml:space="preserve"> </w:t>
+      </w:r>
+      <w:r>
+        <w:t xml:space="preserve">6 (3): e70103.</w:t>
+      </w:r>
+      <w:r>
+        <w:t xml:space="preserve"> </w:t>
+      </w:r>
+      <w:hyperlink r:id="rId44">
+        <w:r>
+          <w:rPr>
+            <w:rStyle w:val="Hyperlink"/>
+          </w:rPr>
+          <w:t xml:space="preserve">https://doi.org/10.1002/2688-8319.70103</w:t>
+        </w:r>
+      </w:hyperlink>
+      <w:r>
+        <w:t xml:space="preserve">.</w:t>
+      </w:r>
+    </w:p>
+    <w:bookmarkEnd w:id="45"/>
+    <w:bookmarkStart w:id="46" w:name="ref-rae2024"/>
+    <w:p>
+      <w:pPr>
+        <w:pStyle w:val="Bibliography"/>
+      </w:pPr>
+      <w:r>
+        <w:t xml:space="preserve">Rae, Jason, and Cori L Lausen. 2024.</w:t>
+      </w:r>
+      <w:r>
+        <w:t xml:space="preserve"> </w:t>
+      </w:r>
+      <w:r>
+        <w:rPr>
+          <w:i/>
+          <w:iCs/>
+        </w:rPr>
+        <w:t xml:space="preserve">North American Bat Monitoring Program in British Columbia</w:t>
+      </w:r>
+      <w:r>
+        <w:t xml:space="preserve">.</w:t>
+      </w:r>
+    </w:p>
+    <w:bookmarkEnd w:id="46"/>
+    <w:bookmarkEnd w:id="47"/>
+    <w:bookmarkEnd w:id="48"/>
     <w:sectPr>
       <w:footnotePr>
         <w:numRestart w:val="eachSect"/>
